--- a/Лаба 1 ооп.docx
+++ b/Лаба 1 ооп.docx
@@ -2346,8 +2346,502 @@
           <w:szCs w:val="28"/>
           <w:lang w:val="ru-RU"/>
         </w:rPr>
+        <w:br/>
+      </w:r>
+      <w:r>
+        <w:rPr>
+          <w:sz w:val="28"/>
+          <w:szCs w:val="28"/>
+          <w:lang w:val="ru-RU"/>
+        </w:rPr>
+        <w:br/>
+      </w:r>
+      <w:r>
+        <w:rPr>
+          <w:sz w:val="28"/>
+          <w:szCs w:val="28"/>
+          <w:lang w:val="ru-RU"/>
+        </w:rPr>
+        <w:t xml:space="preserve">Два </w:t>
+      </w:r>
+      <w:proofErr w:type="spellStart"/>
+      <w:r>
+        <w:rPr>
+          <w:sz w:val="28"/>
+          <w:szCs w:val="28"/>
+          <w:lang w:val="ru-RU"/>
+        </w:rPr>
+        <w:t>вікна</w:t>
+      </w:r>
+      <w:proofErr w:type="spellEnd"/>
+      <w:r>
+        <w:rPr>
+          <w:sz w:val="28"/>
+          <w:szCs w:val="28"/>
+          <w:lang w:val="ru-RU"/>
+        </w:rPr>
+        <w:t xml:space="preserve"> </w:t>
+      </w:r>
+      <w:proofErr w:type="spellStart"/>
+      <w:r>
+        <w:rPr>
+          <w:sz w:val="28"/>
+          <w:szCs w:val="28"/>
+          <w:lang w:val="ru-RU"/>
+        </w:rPr>
+        <w:t>діалогу</w:t>
+      </w:r>
+      <w:proofErr w:type="spellEnd"/>
+      <w:r>
+        <w:rPr>
+          <w:sz w:val="28"/>
+          <w:szCs w:val="28"/>
+          <w:lang w:val="ru-RU"/>
+        </w:rPr>
+        <w:t xml:space="preserve">. </w:t>
+      </w:r>
+      <w:proofErr w:type="spellStart"/>
+      <w:r>
+        <w:rPr>
+          <w:sz w:val="28"/>
+          <w:szCs w:val="28"/>
+          <w:lang w:val="ru-RU"/>
+        </w:rPr>
+        <w:t>Спочатку</w:t>
+      </w:r>
+      <w:proofErr w:type="spellEnd"/>
+      <w:r>
+        <w:rPr>
+          <w:sz w:val="28"/>
+          <w:szCs w:val="28"/>
+          <w:lang w:val="ru-RU"/>
+        </w:rPr>
+        <w:t xml:space="preserve"> </w:t>
+      </w:r>
+      <w:proofErr w:type="spellStart"/>
+      <w:r>
+        <w:rPr>
+          <w:sz w:val="28"/>
+          <w:szCs w:val="28"/>
+          <w:lang w:val="ru-RU"/>
+        </w:rPr>
+        <w:t>з’являється</w:t>
+      </w:r>
+      <w:proofErr w:type="spellEnd"/>
+      <w:r>
+        <w:rPr>
+          <w:sz w:val="28"/>
+          <w:szCs w:val="28"/>
+          <w:lang w:val="ru-RU"/>
+        </w:rPr>
+        <w:t xml:space="preserve"> перше, яке </w:t>
+      </w:r>
+      <w:proofErr w:type="spellStart"/>
+      <w:r>
+        <w:rPr>
+          <w:sz w:val="28"/>
+          <w:szCs w:val="28"/>
+          <w:lang w:val="ru-RU"/>
+        </w:rPr>
+        <w:t>має</w:t>
+      </w:r>
+      <w:proofErr w:type="spellEnd"/>
+      <w:r>
+        <w:rPr>
+          <w:sz w:val="28"/>
+          <w:szCs w:val="28"/>
+          <w:lang w:val="ru-RU"/>
+        </w:rPr>
+        <w:t xml:space="preserve"> </w:t>
+      </w:r>
+      <w:proofErr w:type="spellStart"/>
+      <w:r>
+        <w:rPr>
+          <w:sz w:val="28"/>
+          <w:szCs w:val="28"/>
+          <w:lang w:val="ru-RU"/>
+        </w:rPr>
+        <w:t>дві</w:t>
+      </w:r>
+      <w:proofErr w:type="spellEnd"/>
+      <w:r>
+        <w:rPr>
+          <w:sz w:val="28"/>
+          <w:szCs w:val="28"/>
+          <w:lang w:val="ru-RU"/>
+        </w:rPr>
+        <w:t xml:space="preserve"> кнопки: [</w:t>
+      </w:r>
+      <w:proofErr w:type="spellStart"/>
+      <w:proofErr w:type="gramStart"/>
+      <w:r>
+        <w:rPr>
+          <w:sz w:val="28"/>
+          <w:szCs w:val="28"/>
+          <w:lang w:val="ru-RU"/>
+        </w:rPr>
+        <w:t>Далі</w:t>
+      </w:r>
+      <w:proofErr w:type="spellEnd"/>
+      <w:r>
+        <w:rPr>
+          <w:sz w:val="28"/>
+          <w:szCs w:val="28"/>
+          <w:lang w:val="ru-RU"/>
+        </w:rPr>
+        <w:t xml:space="preserve"> &gt;</w:t>
+      </w:r>
+      <w:proofErr w:type="gramEnd"/>
+      <w:r>
+        <w:rPr>
+          <w:sz w:val="28"/>
+          <w:szCs w:val="28"/>
+          <w:lang w:val="ru-RU"/>
+        </w:rPr>
+        <w:t>] і [</w:t>
+      </w:r>
+      <w:proofErr w:type="spellStart"/>
+      <w:r>
+        <w:rPr>
+          <w:sz w:val="28"/>
+          <w:szCs w:val="28"/>
+          <w:lang w:val="ru-RU"/>
+        </w:rPr>
+        <w:t>Відміна</w:t>
+      </w:r>
+      <w:proofErr w:type="spellEnd"/>
+      <w:r>
+        <w:rPr>
+          <w:sz w:val="28"/>
+          <w:szCs w:val="28"/>
+          <w:lang w:val="ru-RU"/>
+        </w:rPr>
+        <w:t xml:space="preserve">]. </w:t>
+      </w:r>
+      <w:proofErr w:type="spellStart"/>
+      <w:r>
+        <w:rPr>
+          <w:sz w:val="28"/>
+          <w:szCs w:val="28"/>
+          <w:lang w:val="ru-RU"/>
+        </w:rPr>
+        <w:t>Якщо</w:t>
+      </w:r>
+      <w:proofErr w:type="spellEnd"/>
+      <w:r>
+        <w:rPr>
+          <w:sz w:val="28"/>
+          <w:szCs w:val="28"/>
+          <w:lang w:val="ru-RU"/>
+        </w:rPr>
+        <w:t xml:space="preserve"> </w:t>
+      </w:r>
+      <w:proofErr w:type="spellStart"/>
+      <w:r>
+        <w:rPr>
+          <w:sz w:val="28"/>
+          <w:szCs w:val="28"/>
+          <w:lang w:val="ru-RU"/>
+        </w:rPr>
+        <w:t>натиснути</w:t>
+      </w:r>
+      <w:proofErr w:type="spellEnd"/>
+      <w:r>
+        <w:rPr>
+          <w:sz w:val="28"/>
+          <w:szCs w:val="28"/>
+          <w:lang w:val="ru-RU"/>
+        </w:rPr>
+        <w:t xml:space="preserve"> кнопку [</w:t>
+      </w:r>
+      <w:proofErr w:type="spellStart"/>
+      <w:proofErr w:type="gramStart"/>
+      <w:r>
+        <w:rPr>
+          <w:sz w:val="28"/>
+          <w:szCs w:val="28"/>
+          <w:lang w:val="ru-RU"/>
+        </w:rPr>
+        <w:t>Далі</w:t>
+      </w:r>
+      <w:proofErr w:type="spellEnd"/>
+      <w:r>
+        <w:rPr>
+          <w:sz w:val="28"/>
+          <w:szCs w:val="28"/>
+          <w:lang w:val="ru-RU"/>
+        </w:rPr>
+        <w:t xml:space="preserve"> &gt;</w:t>
+      </w:r>
+      <w:proofErr w:type="gramEnd"/>
+      <w:r>
+        <w:rPr>
+          <w:sz w:val="28"/>
+          <w:szCs w:val="28"/>
+          <w:lang w:val="ru-RU"/>
+        </w:rPr>
+        <w:t xml:space="preserve">], то </w:t>
+      </w:r>
+      <w:proofErr w:type="spellStart"/>
+      <w:r>
+        <w:rPr>
+          <w:sz w:val="28"/>
+          <w:szCs w:val="28"/>
+          <w:lang w:val="ru-RU"/>
+        </w:rPr>
+        <w:t>воно</w:t>
+      </w:r>
+      <w:proofErr w:type="spellEnd"/>
+      <w:r>
+        <w:rPr>
+          <w:sz w:val="28"/>
+          <w:szCs w:val="28"/>
+          <w:lang w:val="ru-RU"/>
+        </w:rPr>
+        <w:t xml:space="preserve"> </w:t>
+      </w:r>
+      <w:proofErr w:type="spellStart"/>
+      <w:r>
+        <w:rPr>
+          <w:sz w:val="28"/>
+          <w:szCs w:val="28"/>
+          <w:lang w:val="ru-RU"/>
+        </w:rPr>
+        <w:t>закриється</w:t>
+      </w:r>
+      <w:proofErr w:type="spellEnd"/>
+      <w:r>
+        <w:rPr>
+          <w:sz w:val="28"/>
+          <w:szCs w:val="28"/>
+          <w:lang w:val="ru-RU"/>
+        </w:rPr>
+        <w:t xml:space="preserve"> і </w:t>
+      </w:r>
+      <w:proofErr w:type="spellStart"/>
+      <w:r>
+        <w:rPr>
+          <w:sz w:val="28"/>
+          <w:szCs w:val="28"/>
+          <w:lang w:val="ru-RU"/>
+        </w:rPr>
+        <w:t>з’явиться</w:t>
+      </w:r>
+      <w:proofErr w:type="spellEnd"/>
+      <w:r>
+        <w:rPr>
+          <w:sz w:val="28"/>
+          <w:szCs w:val="28"/>
+          <w:lang w:val="ru-RU"/>
+        </w:rPr>
+        <w:t xml:space="preserve"> друге </w:t>
+      </w:r>
+      <w:proofErr w:type="spellStart"/>
+      <w:r>
+        <w:rPr>
+          <w:sz w:val="28"/>
+          <w:szCs w:val="28"/>
+          <w:lang w:val="ru-RU"/>
+        </w:rPr>
+        <w:t>діалогове</w:t>
+      </w:r>
+      <w:proofErr w:type="spellEnd"/>
+      <w:r>
+        <w:rPr>
+          <w:sz w:val="28"/>
+          <w:szCs w:val="28"/>
+          <w:lang w:val="ru-RU"/>
+        </w:rPr>
+        <w:t xml:space="preserve"> </w:t>
+      </w:r>
+      <w:proofErr w:type="spellStart"/>
+      <w:r>
+        <w:rPr>
+          <w:sz w:val="28"/>
+          <w:szCs w:val="28"/>
+          <w:lang w:val="ru-RU"/>
+        </w:rPr>
+        <w:t>вікно</w:t>
+      </w:r>
+      <w:proofErr w:type="spellEnd"/>
+      <w:r>
+        <w:rPr>
+          <w:sz w:val="28"/>
+          <w:szCs w:val="28"/>
+          <w:lang w:val="ru-RU"/>
+        </w:rPr>
+        <w:t xml:space="preserve">, яке </w:t>
+      </w:r>
+      <w:proofErr w:type="spellStart"/>
+      <w:r>
+        <w:rPr>
+          <w:sz w:val="28"/>
+          <w:szCs w:val="28"/>
+          <w:lang w:val="ru-RU"/>
+        </w:rPr>
+        <w:t>має</w:t>
+      </w:r>
+      <w:proofErr w:type="spellEnd"/>
+      <w:r>
+        <w:rPr>
+          <w:sz w:val="28"/>
+          <w:szCs w:val="28"/>
+          <w:lang w:val="ru-RU"/>
+        </w:rPr>
+        <w:t xml:space="preserve"> кнопки: [&lt; Назад], [Так] і [</w:t>
+      </w:r>
+      <w:proofErr w:type="spellStart"/>
+      <w:r>
+        <w:rPr>
+          <w:sz w:val="28"/>
+          <w:szCs w:val="28"/>
+          <w:lang w:val="ru-RU"/>
+        </w:rPr>
+        <w:t>Відміна</w:t>
+      </w:r>
+      <w:proofErr w:type="spellEnd"/>
+      <w:r>
+        <w:rPr>
+          <w:sz w:val="28"/>
+          <w:szCs w:val="28"/>
+          <w:lang w:val="ru-RU"/>
+        </w:rPr>
+        <w:t xml:space="preserve">]. </w:t>
+      </w:r>
+      <w:proofErr w:type="spellStart"/>
+      <w:r>
+        <w:rPr>
+          <w:sz w:val="28"/>
+          <w:szCs w:val="28"/>
+          <w:lang w:val="ru-RU"/>
+        </w:rPr>
+        <w:t>Якщо</w:t>
+      </w:r>
+      <w:proofErr w:type="spellEnd"/>
+      <w:r>
+        <w:rPr>
+          <w:sz w:val="28"/>
+          <w:szCs w:val="28"/>
+          <w:lang w:val="ru-RU"/>
+        </w:rPr>
+        <w:t xml:space="preserve"> </w:t>
+      </w:r>
+      <w:proofErr w:type="spellStart"/>
+      <w:r>
+        <w:rPr>
+          <w:sz w:val="28"/>
+          <w:szCs w:val="28"/>
+          <w:lang w:val="ru-RU"/>
+        </w:rPr>
+        <w:t>натиснути</w:t>
+      </w:r>
+      <w:proofErr w:type="spellEnd"/>
+      <w:r>
+        <w:rPr>
+          <w:sz w:val="28"/>
+          <w:szCs w:val="28"/>
+          <w:lang w:val="ru-RU"/>
+        </w:rPr>
+        <w:t xml:space="preserve"> кнопку [&lt;Назад], </w:t>
+      </w:r>
+      <w:proofErr w:type="spellStart"/>
+      <w:r>
+        <w:rPr>
+          <w:sz w:val="28"/>
+          <w:szCs w:val="28"/>
+          <w:lang w:val="ru-RU"/>
+        </w:rPr>
+        <w:t>вікно</w:t>
+      </w:r>
+      <w:proofErr w:type="spellEnd"/>
+      <w:r>
+        <w:rPr>
+          <w:sz w:val="28"/>
+          <w:szCs w:val="28"/>
+          <w:lang w:val="ru-RU"/>
+        </w:rPr>
+        <w:t xml:space="preserve"> </w:t>
+      </w:r>
+      <w:proofErr w:type="spellStart"/>
+      <w:r>
+        <w:rPr>
+          <w:sz w:val="28"/>
+          <w:szCs w:val="28"/>
+          <w:lang w:val="ru-RU"/>
+        </w:rPr>
+        <w:t>закриється</w:t>
+      </w:r>
+      <w:proofErr w:type="spellEnd"/>
+      <w:r>
+        <w:rPr>
+          <w:sz w:val="28"/>
+          <w:szCs w:val="28"/>
+          <w:lang w:val="ru-RU"/>
+        </w:rPr>
+        <w:t xml:space="preserve"> і </w:t>
+      </w:r>
+      <w:proofErr w:type="spellStart"/>
+      <w:r>
+        <w:rPr>
+          <w:sz w:val="28"/>
+          <w:szCs w:val="28"/>
+          <w:lang w:val="ru-RU"/>
+        </w:rPr>
+        <w:t>перехід</w:t>
+      </w:r>
+      <w:proofErr w:type="spellEnd"/>
+      <w:r>
+        <w:rPr>
+          <w:sz w:val="28"/>
+          <w:szCs w:val="28"/>
+          <w:lang w:val="ru-RU"/>
+        </w:rPr>
+        <w:t xml:space="preserve"> до </w:t>
+      </w:r>
+      <w:proofErr w:type="spellStart"/>
+      <w:r>
+        <w:rPr>
+          <w:sz w:val="28"/>
+          <w:szCs w:val="28"/>
+          <w:lang w:val="ru-RU"/>
+        </w:rPr>
+        <w:t>першого</w:t>
+      </w:r>
+      <w:proofErr w:type="spellEnd"/>
+      <w:r>
+        <w:rPr>
+          <w:sz w:val="28"/>
+          <w:szCs w:val="28"/>
+          <w:lang w:val="ru-RU"/>
+        </w:rPr>
+        <w:t xml:space="preserve"> </w:t>
+      </w:r>
+      <w:proofErr w:type="spellStart"/>
+      <w:r>
+        <w:rPr>
+          <w:sz w:val="28"/>
+          <w:szCs w:val="28"/>
+          <w:lang w:val="ru-RU"/>
+        </w:rPr>
+        <w:t>вікна</w:t>
+      </w:r>
+      <w:proofErr w:type="spellEnd"/>
+      <w:r>
+        <w:rPr>
+          <w:lang w:val="ru-RU"/>
+        </w:rPr>
+        <w:br/>
+      </w:r>
+      <w:r>
+        <w:rPr>
+          <w:sz w:val="28"/>
+          <w:szCs w:val="28"/>
+          <w:lang w:val="ru-RU"/>
+        </w:rPr>
         <w:br w:type="page"/>
       </w:r>
+      <w:bookmarkStart w:id="0" w:name="_GoBack"/>
+      <w:bookmarkEnd w:id="0"/>
     </w:p>
     <w:p>
       <w:pPr>
@@ -25849,6 +26343,8 @@
       <w:r>
         <w:rPr>
           <w:b/>
+          <w:noProof/>
+          <w:lang w:val="ru-RU" w:eastAsia="ru-RU" w:bidi="ar-SA"/>
         </w:rPr>
         <w:drawing>
           <wp:inline distT="0" distB="0" distL="0" distR="0" wp14:anchorId="2500DC7A" wp14:editId="4CD9933B">
@@ -25896,6 +26392,8 @@
       <w:r>
         <w:rPr>
           <w:b/>
+          <w:noProof/>
+          <w:lang w:val="ru-RU" w:eastAsia="ru-RU" w:bidi="ar-SA"/>
         </w:rPr>
         <w:lastRenderedPageBreak/>
         <w:drawing>
@@ -25944,6 +26442,8 @@
       <w:r>
         <w:rPr>
           <w:b/>
+          <w:noProof/>
+          <w:lang w:val="ru-RU" w:eastAsia="ru-RU" w:bidi="ar-SA"/>
         </w:rPr>
         <w:drawing>
           <wp:inline distT="0" distB="0" distL="0" distR="0" wp14:anchorId="3754335F" wp14:editId="3A0268DE">
@@ -27048,8 +27548,6 @@
         </w:rPr>
         <w:t xml:space="preserve"> </w:t>
       </w:r>
-      <w:bookmarkStart w:id="0" w:name="_GoBack"/>
-      <w:bookmarkEnd w:id="0"/>
       <w:proofErr w:type="spellStart"/>
       <w:r>
         <w:rPr>
